--- a/neu.docx
+++ b/neu.docx
@@ -1179,6 +1179,88 @@
       </w:r>
       <w:r>
         <w:t xml:space="preserve">.</w:t>
+      </w:r>
+    </w:p>
+    <w:p>
+      <w:pPr>
+        <w:pStyle w:val="BodyText"/>
+      </w:pPr>
+      <w:r>
+        <w:t xml:space="preserve">Den Einwand, der Skalensprung von der Planck-Geometrie bei</w:t>
+      </w:r>
+      <w:r>
+        <w:t xml:space="preserve"> </w:t>
+      </w:r>
+      <m:oMath>
+        <m:sSup>
+          <m:e>
+            <m:r>
+              <m:t>10</m:t>
+            </m:r>
+          </m:e>
+          <m:sup>
+            <m:r>
+              <m:rPr>
+                <m:sty m:val="p"/>
+              </m:rPr>
+              <m:t>−</m:t>
+            </m:r>
+            <m:r>
+              <m:t>35</m:t>
+            </m:r>
+          </m:sup>
+        </m:sSup>
+      </m:oMath>
+      <w:r>
+        <w:t xml:space="preserve"> m</w:t>
+      </w:r>
+      <w:r>
+        <w:t xml:space="preserve"> </w:t>
+      </w:r>
+      <w:r>
+        <w:t xml:space="preserve">bis zur kortikalen Integration bei Zentimetern sei physikalisch unüberbrückbar,</w:t>
+      </w:r>
+      <w:r>
+        <w:t xml:space="preserve"> </w:t>
+      </w:r>
+      <w:r>
+        <w:t xml:space="preserve">kehrt das Modell um: Biologische Systeme haben genau diesen Übergang als</w:t>
+      </w:r>
+      <w:r>
+        <w:t xml:space="preserve"> </w:t>
+      </w:r>
+      <w:r>
+        <w:t xml:space="preserve">Funktionsprinzip entwickelt. Fröhlich-Kondensat, Superradianz in Tubulin und</w:t>
+      </w:r>
+      <w:r>
+        <w:t xml:space="preserve"> </w:t>
+      </w:r>
+      <w:r>
+        <w:t xml:space="preserve">spintronische Kohärenz zeigen, dass makroskopische Quantenzustände thermisches</w:t>
+      </w:r>
+      <w:r>
+        <w:t xml:space="preserve"> </w:t>
+      </w:r>
+      <w:r>
+        <w:t xml:space="preserve">Rauschen in biologischen Systemen systematisch überwinden — nicht trotz der</w:t>
+      </w:r>
+      <w:r>
+        <w:t xml:space="preserve"> </w:t>
+      </w:r>
+      <w:r>
+        <w:t xml:space="preserve">Größenverhältnisse, sondern durch die spezifischen Strukturen, die Evolution</w:t>
+      </w:r>
+      <w:r>
+        <w:t xml:space="preserve"> </w:t>
+      </w:r>
+      <w:r>
+        <w:t xml:space="preserve">bereitgestellt hat. Der Skalensprung ist kein Widerspruch im Modell.</w:t>
+      </w:r>
+      <w:r>
+        <w:t xml:space="preserve"> </w:t>
+      </w:r>
+      <w:r>
+        <w:t xml:space="preserve">Er ist sein Designprinzip.</w:t>
       </w:r>
     </w:p>
     <w:bookmarkEnd w:id="13"/>
@@ -4844,7 +4926,299 @@
         <w:t xml:space="preserve"> </w:t>
       </w:r>
       <w:r>
-        <w:t xml:space="preserve">geordnete, erlebte Sequenz? Drei Antwortebenen greifen ineinander:</w:t>
+        <w:t xml:space="preserve">geordnete, erlebte Sequenz? Die Modelle in Kapitel </w:t>
+      </w:r>
+      <w:hyperlink w:anchor="sec:kopplung">
+        <w:r>
+          <w:rPr>
+            <w:rStyle w:val="Hyperlink"/>
+          </w:rPr>
+          <w:t xml:space="preserve">4</w:t>
+        </w:r>
+      </w:hyperlink>
+      <w:r>
+        <w:t xml:space="preserve"> </w:t>
+      </w:r>
+      <w:r>
+        <w:t xml:space="preserve">und</w:t>
+      </w:r>
+      <w:r>
+        <w:t xml:space="preserve"> </w:t>
+      </w:r>
+      <w:r>
+        <w:t xml:space="preserve">diesem Kapitel konkurrieren dabei nicht — sie beschreiben denselben Prozess</w:t>
+      </w:r>
+      <w:r>
+        <w:t xml:space="preserve"> </w:t>
+      </w:r>
+      <w:r>
+        <w:t xml:space="preserve">auf verschiedenen Ebenen der Analyse. David Marr </w:t>
+      </w:r>
+      <w:r>
+        <w:t xml:space="preserve"> </w:t>
+      </w:r>
+      <w:r>
+        <w:t xml:space="preserve">hat gezeigt,</w:t>
+      </w:r>
+      <w:r>
+        <w:t xml:space="preserve"> </w:t>
+      </w:r>
+      <w:r>
+        <w:t xml:space="preserve">dass jedes informationsverarbeitende System auf drei voneinander unabhängigen</w:t>
+      </w:r>
+      <w:r>
+        <w:t xml:space="preserve"> </w:t>
+      </w:r>
+      <w:r>
+        <w:t xml:space="preserve">Ebenen beschrieben werden kann: auf der Ebene dessen, was das System tut und</w:t>
+      </w:r>
+      <w:r>
+        <w:t xml:space="preserve"> </w:t>
+      </w:r>
+      <w:r>
+        <w:t xml:space="preserve">wozu; auf der Ebene dessen, wie es das tut und welche Darstellung es dabei</w:t>
+      </w:r>
+      <w:r>
+        <w:t xml:space="preserve"> </w:t>
+      </w:r>
+      <w:r>
+        <w:t xml:space="preserve">verwendet; und auf der Ebene der physischen Realisierung. Eine Erklärung auf</w:t>
+      </w:r>
+      <w:r>
+        <w:t xml:space="preserve"> </w:t>
+      </w:r>
+      <w:r>
+        <w:t xml:space="preserve">einer Ebene ersetzt die anderen nicht — sie beantwortet eine andere Frage.</w:t>
+      </w:r>
+    </w:p>
+    <w:tbl>
+      <w:tblPr>
+        <w:tblStyle w:val="Table"/>
+        <w:tblW w:type="auto" w:w="0"/>
+        <w:tblLook w:firstRow="1" w:lastRow="0" w:firstColumn="0" w:lastColumn="0" w:noHBand="0" w:noVBand="0" w:val="0020"/>
+      </w:tblPr>
+      <w:tblGrid>
+        <w:gridCol w:w="2640"/>
+        <w:gridCol w:w="2640"/>
+        <w:gridCol w:w="2640"/>
+      </w:tblGrid>
+      <w:tr>
+        <w:trPr>
+          <w:tblHeader w:val="on"/>
+        </w:trPr>
+        <w:tc>
+          <w:tcPr/>
+          <w:p>
+            <w:pPr>
+              <w:pStyle w:val="Compact"/>
+              <w:jc w:val="left"/>
+            </w:pPr>
+            <w:r>
+              <w:t xml:space="preserve">Marr-Ebene</w:t>
+            </w:r>
+          </w:p>
+        </w:tc>
+        <w:tc>
+          <w:tcPr/>
+          <w:p>
+            <w:pPr>
+              <w:pStyle w:val="Compact"/>
+              <w:jc w:val="left"/>
+            </w:pPr>
+            <w:r>
+              <w:t xml:space="preserve">Frage</w:t>
+            </w:r>
+          </w:p>
+        </w:tc>
+        <w:tc>
+          <w:tcPr/>
+          <w:p>
+            <w:pPr>
+              <w:pStyle w:val="Compact"/>
+              <w:jc w:val="left"/>
+            </w:pPr>
+            <w:r>
+              <w:t xml:space="preserve">Modell im Interpreter</w:t>
+            </w:r>
+          </w:p>
+        </w:tc>
+      </w:tr>
+      <w:tr>
+        <w:tc>
+          <w:tcPr/>
+          <w:p>
+            <w:pPr>
+              <w:pStyle w:val="Compact"/>
+              <w:jc w:val="left"/>
+            </w:pPr>
+            <w:r>
+              <w:t xml:space="preserve">Computational</w:t>
+            </w:r>
+          </w:p>
+        </w:tc>
+        <w:tc>
+          <w:tcPr/>
+          <w:p>
+            <w:pPr>
+              <w:pStyle w:val="Compact"/>
+              <w:jc w:val="left"/>
+            </w:pPr>
+            <w:r>
+              <w:t xml:space="preserve">Was berechnet</w:t>
+            </w:r>
+            <w:r>
+              <w:t xml:space="preserve"> </w:t>
+            </w:r>
+            <m:oMath>
+              <m:sSub>
+                <m:e>
+                  <m:r>
+                    <m:t>K</m:t>
+                  </m:r>
+                </m:e>
+                <m:sub>
+                  <m:r>
+                    <m:t>i</m:t>
+                  </m:r>
+                </m:sub>
+              </m:sSub>
+            </m:oMath>
+            <w:r>
+              <w:t xml:space="preserve">? Wozu?</w:t>
+            </w:r>
+          </w:p>
+        </w:tc>
+        <w:tc>
+          <w:tcPr/>
+          <w:p>
+            <w:pPr>
+              <w:pStyle w:val="Compact"/>
+              <w:jc w:val="left"/>
+            </w:pPr>
+            <w:r>
+              <w:t xml:space="preserve">Free-Energy-Prinzip (Friston)</w:t>
+            </w:r>
+          </w:p>
+        </w:tc>
+      </w:tr>
+      <w:tr>
+        <w:tc>
+          <w:tcPr/>
+          <w:p>
+            <w:pPr>
+              <w:pStyle w:val="Compact"/>
+              <w:jc w:val="left"/>
+            </w:pPr>
+            <w:r>
+              <w:t xml:space="preserve">Algorithmisch</w:t>
+            </w:r>
+          </w:p>
+        </w:tc>
+        <w:tc>
+          <w:tcPr/>
+          <w:p>
+            <w:pPr>
+              <w:pStyle w:val="Compact"/>
+              <w:jc w:val="left"/>
+            </w:pPr>
+            <w:r>
+              <w:t xml:space="preserve">Wie? Welche Darstellung?</w:t>
+            </w:r>
+          </w:p>
+        </w:tc>
+        <w:tc>
+          <w:tcPr/>
+          <w:p>
+            <w:pPr>
+              <w:pStyle w:val="Compact"/>
+              <w:jc w:val="left"/>
+            </w:pPr>
+            <w:r>
+              <w:t xml:space="preserve">Mealy-Transducer, CDT, Bohm</w:t>
+            </w:r>
+          </w:p>
+        </w:tc>
+      </w:tr>
+      <w:tr>
+        <w:tc>
+          <w:tcPr/>
+          <w:p>
+            <w:pPr>
+              <w:pStyle w:val="Compact"/>
+              <w:jc w:val="left"/>
+            </w:pPr>
+            <w:r>
+              <w:t xml:space="preserve">Implementierung</w:t>
+            </w:r>
+          </w:p>
+        </w:tc>
+        <w:tc>
+          <w:tcPr/>
+          <w:p>
+            <w:pPr>
+              <w:pStyle w:val="Compact"/>
+              <w:jc w:val="left"/>
+            </w:pPr>
+            <w:r>
+              <w:t xml:space="preserve">Wie physisch realisiert?</w:t>
+            </w:r>
+          </w:p>
+        </w:tc>
+        <w:tc>
+          <w:tcPr/>
+          <w:p>
+            <w:pPr>
+              <w:pStyle w:val="Compact"/>
+              <w:jc w:val="left"/>
+            </w:pPr>
+            <w:r>
+              <w:t xml:space="preserve">Orch OR, AdEx, Wilson-Cowan</w:t>
+            </w:r>
+          </w:p>
+        </w:tc>
+      </w:tr>
+    </w:tbl>
+    <w:p>
+      <w:pPr>
+        <w:pStyle w:val="BodyText"/>
+      </w:pPr>
+      <w:r>
+        <w:t xml:space="preserve">Orch OR erklärt nicht, was</w:t>
+      </w:r>
+      <w:r>
+        <w:t xml:space="preserve"> </w:t>
+      </w:r>
+      <m:oMath>
+        <m:sSub>
+          <m:e>
+            <m:r>
+              <m:t>K</m:t>
+            </m:r>
+          </m:e>
+          <m:sub>
+            <m:r>
+              <m:t>i</m:t>
+            </m:r>
+          </m:sub>
+        </m:sSub>
+      </m:oMath>
+      <w:r>
+        <w:t xml:space="preserve"> </w:t>
+      </w:r>
+      <w:r>
+        <w:t xml:space="preserve">rechnerisch leistet. Das Free-Energy-Prinzip</w:t>
+      </w:r>
+      <w:r>
+        <w:t xml:space="preserve"> </w:t>
+      </w:r>
+      <w:r>
+        <w:t xml:space="preserve">erklärt nicht, wie der Kollaps physisch stattfindet. Erst zusammen ergibt</w:t>
+      </w:r>
+      <w:r>
+        <w:t xml:space="preserve"> </w:t>
+      </w:r>
+      <w:r>
+        <w:t xml:space="preserve">sich ein vollständiges Bild des Interpretationsprozesses.</w:t>
       </w:r>
       <w:r>
         <w:t xml:space="preserve"> </w:t>
@@ -15001,6 +15375,101 @@
         <w:t xml:space="preserve">weil sie eine Perspektive erzeugt wo vorher keine war.</w:t>
       </w:r>
     </w:p>
+    <w:p>
+      <w:pPr>
+        <w:pStyle w:val="BodyText"/>
+      </w:pPr>
+      <w:r>
+        <w:t xml:space="preserve">Ein klassischer Einwand gegen Repräsentationstheorien des Bewusstseins</w:t>
+      </w:r>
+      <w:r>
+        <w:t xml:space="preserve"> </w:t>
+      </w:r>
+      <w:r>
+        <w:t xml:space="preserve">ist der Homunkulus-Einwand: Wenn das Gehirn ein inneres Bild erzeugt,</w:t>
+      </w:r>
+      <w:r>
+        <w:t xml:space="preserve"> </w:t>
+      </w:r>
+      <w:r>
+        <w:t xml:space="preserve">wer betrachtet dieses Bild dann? Jeder Beobachter würde seinerseits</w:t>
+      </w:r>
+      <w:r>
+        <w:t xml:space="preserve"> </w:t>
+      </w:r>
+      <w:r>
+        <w:t xml:space="preserve">einen Beobachter erfordern — ein infiniter Regress ohne Auflösung.</w:t>
+      </w:r>
+      <w:r>
+        <w:t xml:space="preserve"> </w:t>
+      </w:r>
+      <w:r>
+        <w:t xml:space="preserve">Das Interpreter-Modell umgeht diesen Regress durch eine strukturelle</w:t>
+      </w:r>
+      <w:r>
+        <w:t xml:space="preserve"> </w:t>
+      </w:r>
+      <w:r>
+        <w:t xml:space="preserve">Klarstellung: Das gerenderte Erlebnisbild ist das Bewusstsein — nicht</w:t>
+      </w:r>
+      <w:r>
+        <w:t xml:space="preserve"> </w:t>
+      </w:r>
+      <w:r>
+        <w:t xml:space="preserve">eine Darstellung, die ein innerer Beobachter wahrnimmt. Der Kollaps von</w:t>
+      </w:r>
+      <w:r>
+        <w:t xml:space="preserve"> </w:t>
+      </w:r>
+      <m:oMath>
+        <m:sSub>
+          <m:e>
+            <m:r>
+              <m:t>K</m:t>
+            </m:r>
+          </m:e>
+          <m:sub>
+            <m:r>
+              <m:t>i</m:t>
+            </m:r>
+          </m:sub>
+        </m:sSub>
+      </m:oMath>
+      <w:r>
+        <w:t xml:space="preserve"> </w:t>
+      </w:r>
+      <w:r>
+        <w:t xml:space="preserve">erzeugt keinen Inhalt, den ein separates Subjekt anschließend</w:t>
+      </w:r>
+      <w:r>
+        <w:t xml:space="preserve"> </w:t>
+      </w:r>
+      <w:r>
+        <w:t xml:space="preserve">betrachtet. Er ist selbst der Moment, in dem Perspektive entsteht.</w:t>
+      </w:r>
+      <w:r>
+        <w:t xml:space="preserve"> </w:t>
+      </w:r>
+      <w:r>
+        <w:t xml:space="preserve">Ein Homunkulus ist nicht nötig, weil das Rendering nicht</w:t>
+      </w:r>
+      <w:r>
+        <w:t xml:space="preserve"> </w:t>
+      </w:r>
+      <w:r>
+        <w:rPr>
+          <w:i/>
+          <w:iCs/>
+        </w:rPr>
+        <w:t xml:space="preserve">für</w:t>
+      </w:r>
+      <w:r>
+        <w:t xml:space="preserve"> </w:t>
+      </w:r>
+      <w:r>
+        <w:t xml:space="preserve">jemanden stattfindet — es ist das Entstehen von jemandem.</w:t>
+      </w:r>
+    </w:p>
     <w:bookmarkEnd w:id="62"/>
     <w:bookmarkStart w:id="63" w:name="cogito-ergo-sum-neu-gelesen"/>
     <w:p>
@@ -15674,6 +16143,86 @@
       </w:r>
       <w:r>
         <w:t xml:space="preserve">falsifizierbare Hypothese, die auf Widerlegung wartet.</w:t>
+      </w:r>
+    </w:p>
+    <w:p>
+      <w:pPr>
+        <w:pStyle w:val="BodyText"/>
+      </w:pPr>
+      <w:r>
+        <w:t xml:space="preserve">Der naheliegendste Einwand gegen die Architektur lautet, sie verstoße</w:t>
+      </w:r>
+      <w:r>
+        <w:t xml:space="preserve"> </w:t>
+      </w:r>
+      <w:r>
+        <w:t xml:space="preserve">gegen Ockhams Rasiermesser: Planck-Geometrie, Quantenfeld, Orch-OR,</w:t>
+      </w:r>
+      <w:r>
+        <w:t xml:space="preserve"> </w:t>
+      </w:r>
+      <w:r>
+        <w:t xml:space="preserve">CDT, Bohm und Free-Energy-Prinzip — das sei keine Theorie, sondern</w:t>
+      </w:r>
+      <w:r>
+        <w:t xml:space="preserve"> </w:t>
+      </w:r>
+      <w:r>
+        <w:t xml:space="preserve">eine Zusammenstellung. Diese Kritik kehrt das Prinzip jedoch um.</w:t>
+      </w:r>
+      <w:r>
+        <w:t xml:space="preserve"> </w:t>
+      </w:r>
+      <w:r>
+        <w:t xml:space="preserve">Ockhams Rasiermesser fordert nicht eine kleine Zahl von Begriffen,</w:t>
+      </w:r>
+      <w:r>
+        <w:t xml:space="preserve"> </w:t>
+      </w:r>
+      <w:r>
+        <w:t xml:space="preserve">sondern die kleinste Zahl von Annahmen gemessen an der Zahl der</w:t>
+      </w:r>
+      <w:r>
+        <w:t xml:space="preserve"> </w:t>
+      </w:r>
+      <w:r>
+        <w:t xml:space="preserve">Phänomene, die strukturiert werden. Ein Modell, das Déjà-vu,</w:t>
+      </w:r>
+      <w:r>
+        <w:t xml:space="preserve"> </w:t>
+      </w:r>
+      <w:r>
+        <w:t xml:space="preserve">Nahtoderfahrungen, Narkose, nicht-initierten Musterzugriff,</w:t>
+      </w:r>
+      <w:r>
+        <w:t xml:space="preserve"> </w:t>
+      </w:r>
+      <w:r>
+        <w:t xml:space="preserve">subjektive Zeitbindung und Individualität ohne Sondermechanismen</w:t>
+      </w:r>
+      <w:r>
+        <w:t xml:space="preserve"> </w:t>
+      </w:r>
+      <w:r>
+        <w:t xml:space="preserve">aus derselben Kopplungsarchitektur ableitet, ist sparsamer als</w:t>
+      </w:r>
+      <w:r>
+        <w:t xml:space="preserve"> </w:t>
+      </w:r>
+      <w:r>
+        <w:t xml:space="preserve">sechs unabhängige Ad-hoc-Erklärungen für sechs unverbundene</w:t>
+      </w:r>
+      <w:r>
+        <w:t xml:space="preserve"> </w:t>
+      </w:r>
+      <w:r>
+        <w:t xml:space="preserve">Phänomene. Die Zusammenführung ist nicht die Komplexität des Modells —</w:t>
+      </w:r>
+      <w:r>
+        <w:t xml:space="preserve"> </w:t>
+      </w:r>
+      <w:r>
+        <w:t xml:space="preserve">sie ist seine Sparsamkeit.</w:t>
       </w:r>
     </w:p>
     <w:p>
@@ -22811,6 +23360,33 @@
       </w:pPr>
       <w:r>
         <w:t xml:space="preserve">99</w:t>
+      </w:r>
+    </w:p>
+    <w:p>
+      <w:pPr>
+        <w:pStyle w:val="BodyText"/>
+      </w:pPr>
+      <w:r>
+        <w:t xml:space="preserve">Marr, D.</w:t>
+      </w:r>
+      <w:r>
+        <w:t xml:space="preserve"> </w:t>
+      </w:r>
+      <w:r>
+        <w:rPr>
+          <w:i/>
+          <w:iCs/>
+        </w:rPr>
+        <w:t xml:space="preserve">Vision: A Computational Investigation into the Human Representation and Processing of Visual Information</w:t>
+      </w:r>
+      <w:r>
+        <w:t xml:space="preserve">.</w:t>
+      </w:r>
+      <w:r>
+        <w:t xml:space="preserve"> </w:t>
+      </w:r>
+      <w:r>
+        <w:t xml:space="preserve">W. H. Freeman, San Francisco, 1982.</w:t>
       </w:r>
     </w:p>
     <w:p>
